--- a/backend/agreement_assets/zero_hour_contract_template.docx
+++ b/backend/agreement_assets/zero_hour_contract_template.docx
@@ -42,21 +42,19 @@
         <w:rPr>
           <w:color w:val="682775"/>
         </w:rPr>
-        <w:t>iCubeDALPro</w:t>
+        <w:t>{{company_name}}</w:t>
       </w:r>
       <w:proofErr w:type="spellEnd"/>
       <w:r>
         <w:rPr>
           <w:color w:val="682775"/>
         </w:rPr>
-        <w:t xml:space="preserve"> Limited t/a </w:t>
       </w:r>
       <w:proofErr w:type="spellStart"/>
       <w:r>
         <w:rPr>
           <w:color w:val="682775"/>
         </w:rPr>
-        <w:t>iCareServicesGroup</w:t>
       </w:r>
       <w:proofErr w:type="spellEnd"/>
     </w:p>
@@ -127,23 +125,11 @@
         <w:rPr>
           <w:color w:val="682775"/>
         </w:rPr>
-        <w:fldChar w:fldCharType="begin">
-          <w:ffData>
-            <w:name w:val="Text6"/>
-            <w:enabled/>
-            <w:calcOnExit w:val="0"/>
-            <w:textInput>
-              <w:default w:val="(Insert Employee Name)"/>
-              <w:format w:val="None"/>
-            </w:textInput>
-          </w:ffData>
-        </w:fldChar>
       </w:r>
       <w:r>
         <w:rPr>
           <w:color w:val="682775"/>
         </w:rPr>
-        <w:instrText xml:space="preserve"> FORMTEXT </w:instrText>
       </w:r>
       <w:r>
         <w:rPr>
@@ -154,20 +140,18 @@
         <w:rPr>
           <w:color w:val="682775"/>
         </w:rPr>
-        <w:fldChar w:fldCharType="separate"/>
       </w:r>
       <w:r>
         <w:rPr>
           <w:noProof/>
           <w:color w:val="682775"/>
         </w:rPr>
-        <w:t>(Insert Employee Name)</w:t>
+        <w:t>{{employee_name}}</w:t>
       </w:r>
       <w:r>
         <w:rPr>
           <w:color w:val="682775"/>
         </w:rPr>
-        <w:fldChar w:fldCharType="end"/>
       </w:r>
     </w:p>
     <w:p>
@@ -242,29 +226,17 @@
         <w:rPr>
           <w:color w:val="auto"/>
         </w:rPr>
-        <w:t xml:space="preserve">This Statement dated </w:t>
-      </w:r>
-      <w:r>
-        <w:rPr>
-          <w:color w:val="auto"/>
-        </w:rPr>
-        <w:fldChar w:fldCharType="begin">
-          <w:ffData>
-            <w:name w:val="Text6"/>
-            <w:enabled/>
-            <w:calcOnExit w:val="0"/>
-            <w:textInput>
-              <w:default w:val="(insert date of issue)"/>
-              <w:format w:val="None"/>
-            </w:textInput>
-          </w:ffData>
-        </w:fldChar>
-      </w:r>
-      <w:r>
-        <w:rPr>
-          <w:color w:val="auto"/>
-        </w:rPr>
-        <w:instrText xml:space="preserve"> FORMTEXT </w:instrText>
+        <w:t>This Statement dated {{issue_date}} sets out the particulars of main terms of employment under which {{company_name}} (the employer referred to as 'the Company') whose address is {{company_address}} employs {{employee_name}} (referred to as 'employee', 'you', 'your' etc.).</w:t>
+      </w:r>
+      <w:r>
+        <w:rPr>
+          <w:color w:val="auto"/>
+        </w:rPr>
+      </w:r>
+      <w:r>
+        <w:rPr>
+          <w:color w:val="auto"/>
+        </w:rPr>
       </w:r>
       <w:bookmarkStart w:id="2" w:name="Text6"/>
       <w:r>
@@ -276,27 +248,23 @@
         <w:rPr>
           <w:color w:val="auto"/>
         </w:rPr>
-        <w:fldChar w:fldCharType="separate"/>
       </w:r>
       <w:r>
         <w:rPr>
           <w:noProof/>
           <w:color w:val="auto"/>
         </w:rPr>
-        <w:t>(insert date of issue)</w:t>
-      </w:r>
-      <w:r>
-        <w:rPr>
-          <w:color w:val="auto"/>
-        </w:rPr>
-        <w:fldChar w:fldCharType="end"/>
+      </w:r>
+      <w:r>
+        <w:rPr>
+          <w:color w:val="auto"/>
+        </w:rPr>
       </w:r>
       <w:bookmarkEnd w:id="2"/>
       <w:r>
         <w:rPr>
           <w:color w:val="auto"/>
         </w:rPr>
-        <w:t xml:space="preserve"> sets out the particulars of main terms of employment under which </w:t>
       </w:r>
       <w:proofErr w:type="spellStart"/>
       <w:r>
@@ -305,7 +273,6 @@
           <w:bCs/>
           <w:color w:val="auto"/>
         </w:rPr>
-        <w:t>iCubeDALPro</w:t>
       </w:r>
       <w:proofErr w:type="spellEnd"/>
       <w:r>
@@ -314,7 +281,6 @@
           <w:bCs/>
           <w:color w:val="auto"/>
         </w:rPr>
-        <w:t xml:space="preserve"> Limited t/a </w:t>
       </w:r>
       <w:proofErr w:type="spellStart"/>
       <w:r>
@@ -323,14 +289,12 @@
           <w:bCs/>
           <w:color w:val="auto"/>
         </w:rPr>
-        <w:t>iCareServicesGroup</w:t>
       </w:r>
       <w:proofErr w:type="spellEnd"/>
       <w:r>
         <w:rPr>
           <w:color w:val="auto"/>
         </w:rPr>
-        <w:t xml:space="preserve"> (the employer referred to as 'the Company') whose address is </w:t>
       </w:r>
       <w:r>
         <w:rPr>
@@ -338,7 +302,6 @@
           <w:bCs/>
           <w:color w:val="auto"/>
         </w:rPr>
-        <w:t>Unit 12, Harrods Road, Harlow, CM19 5BJ</w:t>
       </w:r>
       <w:r>
         <w:rPr>
@@ -346,65 +309,47 @@
           <w:bCs/>
           <w:color w:val="auto"/>
         </w:rPr>
-        <w:t xml:space="preserve"> </w:t>
-      </w:r>
-      <w:r>
-        <w:rPr>
-          <w:color w:val="auto"/>
-        </w:rPr>
-        <w:t xml:space="preserve">employs </w:t>
-      </w:r>
-      <w:r>
-        <w:rPr>
-          <w:color w:val="auto"/>
-        </w:rPr>
-        <w:fldChar w:fldCharType="begin">
-          <w:ffData>
-            <w:name w:val=""/>
-            <w:enabled/>
-            <w:calcOnExit w:val="0"/>
-            <w:textInput>
-              <w:default w:val="(insert name of employee)"/>
-              <w:format w:val="None"/>
-            </w:textInput>
-          </w:ffData>
-        </w:fldChar>
-      </w:r>
-      <w:r>
-        <w:rPr>
-          <w:color w:val="auto"/>
-        </w:rPr>
-        <w:instrText xml:space="preserve"> FORMTEXT </w:instrText>
-      </w:r>
-      <w:r>
-        <w:rPr>
-          <w:color w:val="auto"/>
-        </w:rPr>
-      </w:r>
-      <w:r>
-        <w:rPr>
-          <w:color w:val="auto"/>
-        </w:rPr>
-        <w:fldChar w:fldCharType="separate"/>
+      </w:r>
+      <w:r>
+        <w:rPr>
+          <w:color w:val="auto"/>
+        </w:rPr>
+      </w:r>
+      <w:r>
+        <w:rPr>
+          <w:color w:val="auto"/>
+        </w:rPr>
+      </w:r>
+      <w:r>
+        <w:rPr>
+          <w:color w:val="auto"/>
+        </w:rPr>
+      </w:r>
+      <w:r>
+        <w:rPr>
+          <w:color w:val="auto"/>
+        </w:rPr>
+      </w:r>
+      <w:r>
+        <w:rPr>
+          <w:color w:val="auto"/>
+        </w:rPr>
       </w:r>
       <w:r>
         <w:rPr>
           <w:noProof/>
           <w:color w:val="auto"/>
         </w:rPr>
-        <w:t>(insert name of employee)</w:t>
-      </w:r>
-      <w:r>
-        <w:rPr>
-          <w:color w:val="auto"/>
-        </w:rPr>
-        <w:fldChar w:fldCharType="end"/>
-      </w:r>
-      <w:r>
-        <w:rPr>
-          <w:color w:val="auto"/>
-        </w:rPr>
-        <w:t xml:space="preserve"> (referred to as 'employee', 'you', 'your' etc.).</w:t>
+      </w:r>
+      <w:r>
+        <w:rPr>
+          <w:color w:val="auto"/>
+        </w:rPr>
+      </w:r>
+      <w:r>
+        <w:rPr>
+          <w:color w:val="auto"/>
+        </w:rPr>
       </w:r>
     </w:p>
     <w:p>
@@ -474,60 +419,44 @@
           <w:color w:val="auto"/>
           <w:szCs w:val="20"/>
         </w:rPr>
-        <w:t xml:space="preserve">You are employed as </w:t>
-      </w:r>
-      <w:r>
-        <w:rPr>
-          <w:color w:val="auto"/>
-        </w:rPr>
-        <w:fldChar w:fldCharType="begin">
-          <w:ffData>
-            <w:name w:val=""/>
-            <w:enabled/>
-            <w:calcOnExit w:val="0"/>
-            <w:textInput>
-              <w:default w:val="(insert job title)"/>
-              <w:format w:val="None"/>
-            </w:textInput>
-          </w:ffData>
-        </w:fldChar>
-      </w:r>
-      <w:r>
-        <w:rPr>
-          <w:color w:val="auto"/>
-        </w:rPr>
-        <w:instrText xml:space="preserve"> FORMTEXT </w:instrText>
-      </w:r>
-      <w:r>
-        <w:rPr>
-          <w:color w:val="auto"/>
-        </w:rPr>
-      </w:r>
-      <w:r>
-        <w:rPr>
-          <w:color w:val="auto"/>
-        </w:rPr>
-        <w:fldChar w:fldCharType="separate"/>
+        <w:t>You are employed as {{job_title}}.</w:t>
+      </w:r>
+      <w:r>
+        <w:rPr>
+          <w:color w:val="auto"/>
+        </w:rPr>
+      </w:r>
+      <w:r>
+        <w:rPr>
+          <w:color w:val="auto"/>
+        </w:rPr>
+      </w:r>
+      <w:r>
+        <w:rPr>
+          <w:color w:val="auto"/>
+        </w:rPr>
+      </w:r>
+      <w:r>
+        <w:rPr>
+          <w:color w:val="auto"/>
+        </w:rPr>
       </w:r>
       <w:r>
         <w:rPr>
           <w:noProof/>
           <w:color w:val="auto"/>
         </w:rPr>
-        <w:t>(insert job title)</w:t>
-      </w:r>
-      <w:r>
-        <w:rPr>
-          <w:color w:val="auto"/>
-        </w:rPr>
-        <w:fldChar w:fldCharType="end"/>
+      </w:r>
+      <w:r>
+        <w:rPr>
+          <w:color w:val="auto"/>
+        </w:rPr>
       </w:r>
       <w:r>
         <w:rPr>
           <w:color w:val="auto"/>
           <w:szCs w:val="20"/>
         </w:rPr>
-        <w:t>.</w:t>
       </w:r>
     </w:p>
     <w:p>
@@ -586,113 +515,81 @@
           <w:color w:val="auto"/>
           <w:szCs w:val="20"/>
         </w:rPr>
-        <w:t xml:space="preserve">Your employment with the Company under this contract </w:t>
-      </w:r>
-      <w:r>
-        <w:rPr>
-          <w:color w:val="auto"/>
-        </w:rPr>
-        <w:fldChar w:fldCharType="begin">
-          <w:ffData>
-            <w:name w:val=""/>
-            <w:enabled/>
-            <w:calcOnExit w:val="0"/>
-            <w:textInput>
-              <w:default w:val="(insert 'will commence' or 'commenced')"/>
-              <w:format w:val="None"/>
-            </w:textInput>
-          </w:ffData>
-        </w:fldChar>
-      </w:r>
-      <w:r>
-        <w:rPr>
-          <w:color w:val="auto"/>
-        </w:rPr>
-        <w:instrText xml:space="preserve"> FORMTEXT </w:instrText>
-      </w:r>
-      <w:r>
-        <w:rPr>
-          <w:color w:val="auto"/>
-        </w:rPr>
-      </w:r>
-      <w:r>
-        <w:rPr>
-          <w:color w:val="auto"/>
-        </w:rPr>
-        <w:fldChar w:fldCharType="separate"/>
+        <w:t>Your employment with the Company under this contract {{commencement_wording}} on {{contract_start_date}}.</w:t>
+      </w:r>
+      <w:r>
+        <w:rPr>
+          <w:color w:val="auto"/>
+        </w:rPr>
+      </w:r>
+      <w:r>
+        <w:rPr>
+          <w:color w:val="auto"/>
+        </w:rPr>
+      </w:r>
+      <w:r>
+        <w:rPr>
+          <w:color w:val="auto"/>
+        </w:rPr>
+      </w:r>
+      <w:r>
+        <w:rPr>
+          <w:color w:val="auto"/>
+        </w:rPr>
       </w:r>
       <w:r>
         <w:rPr>
           <w:noProof/>
           <w:color w:val="auto"/>
         </w:rPr>
-        <w:t>(insert 'will commence' or 'commenced')</w:t>
-      </w:r>
-      <w:r>
-        <w:rPr>
-          <w:color w:val="auto"/>
-        </w:rPr>
-        <w:fldChar w:fldCharType="end"/>
+      </w:r>
+      <w:r>
+        <w:rPr>
+          <w:color w:val="auto"/>
+        </w:rPr>
       </w:r>
       <w:r>
         <w:rPr>
           <w:color w:val="auto"/>
           <w:szCs w:val="20"/>
         </w:rPr>
-        <w:t xml:space="preserve"> on </w:t>
-      </w:r>
-      <w:r>
-        <w:rPr>
-          <w:color w:val="auto"/>
-        </w:rPr>
-        <w:fldChar w:fldCharType="begin">
-          <w:ffData>
-            <w:name w:val=""/>
-            <w:enabled/>
-            <w:calcOnExit w:val="0"/>
-            <w:textInput>
-              <w:default w:val="(insert date this contract starts)"/>
-              <w:format w:val="None"/>
-            </w:textInput>
-          </w:ffData>
-        </w:fldChar>
-      </w:r>
-      <w:r>
-        <w:rPr>
-          <w:color w:val="auto"/>
-        </w:rPr>
-        <w:instrText xml:space="preserve"> FORMTEXT </w:instrText>
-      </w:r>
-      <w:r>
-        <w:rPr>
-          <w:color w:val="auto"/>
-        </w:rPr>
-      </w:r>
-      <w:r>
-        <w:rPr>
-          <w:color w:val="auto"/>
-        </w:rPr>
-        <w:fldChar w:fldCharType="separate"/>
+      </w:r>
+      <w:r>
+        <w:rPr>
+          <w:color w:val="auto"/>
+        </w:rPr>
+      </w:r>
+      <w:r>
+        <w:rPr>
+          <w:color w:val="auto"/>
+        </w:rPr>
+      </w:r>
+      <w:r>
+        <w:rPr>
+          <w:color w:val="auto"/>
+        </w:rPr>
+      </w:r>
+      <w:r>
+        <w:rPr>
+          <w:color w:val="auto"/>
+        </w:rPr>
       </w:r>
       <w:r>
         <w:rPr>
           <w:noProof/>
           <w:color w:val="auto"/>
         </w:rPr>
-        <w:t>(insert date this contract starts)</w:t>
-      </w:r>
-      <w:r>
-        <w:rPr>
-          <w:color w:val="auto"/>
-        </w:rPr>
-        <w:fldChar w:fldCharType="end"/>
+      </w:r>
+      <w:r>
+        <w:rPr>
+          <w:color w:val="auto"/>
+        </w:rPr>
       </w:r>
       <w:r>
         <w:rPr>
           <w:color w:val="auto"/>
           <w:szCs w:val="20"/>
         </w:rPr>
-        <w:t>.</w:t>
       </w:r>
     </w:p>
     <w:p>
@@ -708,60 +605,44 @@
           <w:color w:val="auto"/>
           <w:szCs w:val="20"/>
         </w:rPr>
-        <w:t xml:space="preserve">Your period of continuous employment began on </w:t>
-      </w:r>
-      <w:r>
-        <w:rPr>
-          <w:color w:val="auto"/>
-        </w:rPr>
-        <w:fldChar w:fldCharType="begin">
-          <w:ffData>
-            <w:name w:val=""/>
-            <w:enabled/>
-            <w:calcOnExit w:val="0"/>
-            <w:textInput>
-              <w:default w:val="(insert continuous service date of employment)"/>
-              <w:format w:val="None"/>
-            </w:textInput>
-          </w:ffData>
-        </w:fldChar>
-      </w:r>
-      <w:r>
-        <w:rPr>
-          <w:color w:val="auto"/>
-        </w:rPr>
-        <w:instrText xml:space="preserve"> FORMTEXT </w:instrText>
-      </w:r>
-      <w:r>
-        <w:rPr>
-          <w:color w:val="auto"/>
-        </w:rPr>
-      </w:r>
-      <w:r>
-        <w:rPr>
-          <w:color w:val="auto"/>
-        </w:rPr>
-        <w:fldChar w:fldCharType="separate"/>
+        <w:t xml:space="preserve">Your period of continuous employment began on {{continuous_service_date}}. </w:t>
+      </w:r>
+      <w:r>
+        <w:rPr>
+          <w:color w:val="auto"/>
+        </w:rPr>
+      </w:r>
+      <w:r>
+        <w:rPr>
+          <w:color w:val="auto"/>
+        </w:rPr>
+      </w:r>
+      <w:r>
+        <w:rPr>
+          <w:color w:val="auto"/>
+        </w:rPr>
+      </w:r>
+      <w:r>
+        <w:rPr>
+          <w:color w:val="auto"/>
+        </w:rPr>
       </w:r>
       <w:r>
         <w:rPr>
           <w:noProof/>
           <w:color w:val="auto"/>
         </w:rPr>
-        <w:t>(insert continuous service date of employment)</w:t>
-      </w:r>
-      <w:r>
-        <w:rPr>
-          <w:color w:val="auto"/>
-        </w:rPr>
-        <w:fldChar w:fldCharType="end"/>
+      </w:r>
+      <w:r>
+        <w:rPr>
+          <w:color w:val="auto"/>
+        </w:rPr>
       </w:r>
       <w:r>
         <w:rPr>
           <w:color w:val="auto"/>
           <w:szCs w:val="20"/>
         </w:rPr>
-        <w:t xml:space="preserve">. </w:t>
       </w:r>
     </w:p>
     <w:p>
@@ -1224,41 +1105,21 @@
         <w:rPr>
           <w:rFonts w:eastAsia="Arial"/>
         </w:rPr>
-        <w:t>Your wage will be paid at the rate of £</w:t>
-      </w:r>
-      <w:r>
-        <w:fldChar w:fldCharType="begin">
-          <w:ffData>
-            <w:name w:val=""/>
-            <w:enabled/>
-            <w:calcOnExit w:val="0"/>
-            <w:textInput>
-              <w:default w:val="(insert job title)"/>
-              <w:format w:val="None"/>
-            </w:textInput>
-          </w:ffData>
-        </w:fldChar>
-      </w:r>
-      <w:r>
-        <w:instrText xml:space="preserve"> FORMTEXT </w:instrText>
-      </w:r>
-      <w:r>
-        <w:fldChar w:fldCharType="separate"/>
-      </w:r>
+        <w:t>Your wage will be paid at the rate of £{{hourly_rate}} per hour by Bank Transfer at monthly intervals in arrears on the last working day of the month.</w:t>
+      </w:r>
+      <w:r/>
+      <w:r/>
+      <w:r/>
       <w:r>
         <w:rPr>
           <w:noProof/>
         </w:rPr>
-        <w:t>(insert amount)</w:t>
-      </w:r>
-      <w:r>
-        <w:fldChar w:fldCharType="end"/>
-      </w:r>
-      <w:r>
-        <w:rPr>
-          <w:rFonts w:eastAsia="Arial"/>
-        </w:rPr>
-        <w:t xml:space="preserve"> per hour by Bank Transfer at monthly intervals in arrears on the last working day of the month.</w:t>
+      </w:r>
+      <w:r/>
+      <w:r>
+        <w:rPr>
+          <w:rFonts w:eastAsia="Arial"/>
+        </w:rPr>
       </w:r>
     </w:p>
     <w:p>
@@ -1485,21 +1346,19 @@
         <w:rPr>
           <w:lang w:val="en-US"/>
         </w:rPr>
-        <w:t xml:space="preserve">If you will be required to sleep in at the </w:t>
+        <w:t>If you will be required to sleep in at the clients premises, you will be paid £{{sleep_in_rate}} per night.</w:t>
       </w:r>
       <w:proofErr w:type="gramStart"/>
       <w:r>
         <w:rPr>
           <w:lang w:val="en-US"/>
         </w:rPr>
-        <w:t>clients</w:t>
       </w:r>
       <w:proofErr w:type="gramEnd"/>
       <w:r>
         <w:rPr>
           <w:lang w:val="en-US"/>
         </w:rPr>
-        <w:t xml:space="preserve"> premises, you will be paid £40 per night.</w:t>
       </w:r>
     </w:p>
     <w:p>

--- a/backend/agreement_assets/zero_hour_contract_template.docx
+++ b/backend/agreement_assets/zero_hour_contract_template.docx
@@ -70,7 +70,6 @@
         <w:rPr>
           <w:color w:val="682775"/>
         </w:rPr>
-        <w:t>Logo (if required)</w:t>
       </w:r>
     </w:p>
     <w:p>

--- a/backend/agreement_assets/zero_hour_contract_template.docx
+++ b/backend/agreement_assets/zero_hour_contract_template.docx
@@ -37,26 +37,9 @@
           <w:color w:val="682775"/>
         </w:rPr>
       </w:pPr>
-      <w:proofErr w:type="spellStart"/>
-      <w:r>
-        <w:rPr>
-          <w:color w:val="682775"/>
-        </w:rPr>
-        <w:t>{{company_name}}</w:t>
-      </w:r>
-      <w:proofErr w:type="spellEnd"/>
-      <w:r>
-        <w:rPr>
-          <w:color w:val="682775"/>
-        </w:rPr>
-      </w:r>
-      <w:proofErr w:type="spellStart"/>
-      <w:r>
-        <w:rPr>
-          <w:color w:val="682775"/>
-        </w:rPr>
-      </w:r>
-      <w:proofErr w:type="spellEnd"/>
+      <w:r>
+        <w:t>{{company.legal_name}}</w:t>
+      </w:r>
     </w:p>
     <w:p>
       <w:pPr>
@@ -66,11 +49,7 @@
           <w:color w:val="682775"/>
         </w:rPr>
       </w:pPr>
-      <w:r>
-        <w:rPr>
-          <w:color w:val="682775"/>
-        </w:rPr>
-      </w:r>
+      <w:r/>
     </w:p>
     <w:p>
       <w:pPr>
@@ -121,36 +100,7 @@
         </w:rPr>
       </w:pPr>
       <w:r>
-        <w:rPr>
-          <w:color w:val="682775"/>
-        </w:rPr>
-      </w:r>
-      <w:r>
-        <w:rPr>
-          <w:color w:val="682775"/>
-        </w:rPr>
-      </w:r>
-      <w:r>
-        <w:rPr>
-          <w:color w:val="682775"/>
-        </w:rPr>
-      </w:r>
-      <w:r>
-        <w:rPr>
-          <w:color w:val="682775"/>
-        </w:rPr>
-      </w:r>
-      <w:r>
-        <w:rPr>
-          <w:noProof/>
-          <w:color w:val="682775"/>
-        </w:rPr>
-        <w:t>{{employee_name}}</w:t>
-      </w:r>
-      <w:r>
-        <w:rPr>
-          <w:color w:val="682775"/>
-        </w:rPr>
+        <w:t>{{employee.full_name}}</w:t>
       </w:r>
     </w:p>
     <w:p>
@@ -222,133 +172,7 @@
         </w:rPr>
       </w:pPr>
       <w:r>
-        <w:rPr>
-          <w:color w:val="auto"/>
-        </w:rPr>
-        <w:t>This Statement dated {{issue_date}} sets out the particulars of main terms of employment under which {{company_name}} (the employer referred to as 'the Company') whose address is {{company_address}} employs {{employee_name}} (referred to as 'employee', 'you', 'your' etc.).</w:t>
-      </w:r>
-      <w:r>
-        <w:rPr>
-          <w:color w:val="auto"/>
-        </w:rPr>
-      </w:r>
-      <w:r>
-        <w:rPr>
-          <w:color w:val="auto"/>
-        </w:rPr>
-      </w:r>
-      <w:bookmarkStart w:id="2" w:name="Text6"/>
-      <w:r>
-        <w:rPr>
-          <w:color w:val="auto"/>
-        </w:rPr>
-      </w:r>
-      <w:r>
-        <w:rPr>
-          <w:color w:val="auto"/>
-        </w:rPr>
-      </w:r>
-      <w:r>
-        <w:rPr>
-          <w:noProof/>
-          <w:color w:val="auto"/>
-        </w:rPr>
-      </w:r>
-      <w:r>
-        <w:rPr>
-          <w:color w:val="auto"/>
-        </w:rPr>
-      </w:r>
-      <w:bookmarkEnd w:id="2"/>
-      <w:r>
-        <w:rPr>
-          <w:color w:val="auto"/>
-        </w:rPr>
-      </w:r>
-      <w:proofErr w:type="spellStart"/>
-      <w:r>
-        <w:rPr>
-          <w:b/>
-          <w:bCs/>
-          <w:color w:val="auto"/>
-        </w:rPr>
-      </w:r>
-      <w:proofErr w:type="spellEnd"/>
-      <w:r>
-        <w:rPr>
-          <w:b/>
-          <w:bCs/>
-          <w:color w:val="auto"/>
-        </w:rPr>
-      </w:r>
-      <w:proofErr w:type="spellStart"/>
-      <w:r>
-        <w:rPr>
-          <w:b/>
-          <w:bCs/>
-          <w:color w:val="auto"/>
-        </w:rPr>
-      </w:r>
-      <w:proofErr w:type="spellEnd"/>
-      <w:r>
-        <w:rPr>
-          <w:color w:val="auto"/>
-        </w:rPr>
-      </w:r>
-      <w:r>
-        <w:rPr>
-          <w:b/>
-          <w:bCs/>
-          <w:color w:val="auto"/>
-        </w:rPr>
-      </w:r>
-      <w:r>
-        <w:rPr>
-          <w:b/>
-          <w:bCs/>
-          <w:color w:val="auto"/>
-        </w:rPr>
-      </w:r>
-      <w:r>
-        <w:rPr>
-          <w:color w:val="auto"/>
-        </w:rPr>
-      </w:r>
-      <w:r>
-        <w:rPr>
-          <w:color w:val="auto"/>
-        </w:rPr>
-      </w:r>
-      <w:r>
-        <w:rPr>
-          <w:color w:val="auto"/>
-        </w:rPr>
-      </w:r>
-      <w:r>
-        <w:rPr>
-          <w:color w:val="auto"/>
-        </w:rPr>
-      </w:r>
-      <w:r>
-        <w:rPr>
-          <w:color w:val="auto"/>
-        </w:rPr>
-      </w:r>
-      <w:r>
-        <w:rPr>
-          <w:noProof/>
-          <w:color w:val="auto"/>
-        </w:rPr>
-      </w:r>
-      <w:r>
-        <w:rPr>
-          <w:color w:val="auto"/>
-        </w:rPr>
-      </w:r>
-      <w:r>
-        <w:rPr>
-          <w:color w:val="auto"/>
-        </w:rPr>
+        <w:t>This Statement dated {{contract.issue_date}} sets out the particulars of main terms of employment under which {{company.legal_name}} (the employer referred to as 'the Company') whose address is {{company.address}} employs {{employee.full_name}} (referred to as 'employee', 'you', 'your' etc.).</w:t>
       </w:r>
     </w:p>
     <w:p>
@@ -414,48 +238,7 @@
         </w:rPr>
       </w:pPr>
       <w:r>
-        <w:rPr>
-          <w:color w:val="auto"/>
-          <w:szCs w:val="20"/>
-        </w:rPr>
-        <w:t>You are employed as {{job_title}}.</w:t>
-      </w:r>
-      <w:r>
-        <w:rPr>
-          <w:color w:val="auto"/>
-        </w:rPr>
-      </w:r>
-      <w:r>
-        <w:rPr>
-          <w:color w:val="auto"/>
-        </w:rPr>
-      </w:r>
-      <w:r>
-        <w:rPr>
-          <w:color w:val="auto"/>
-        </w:rPr>
-      </w:r>
-      <w:r>
-        <w:rPr>
-          <w:color w:val="auto"/>
-        </w:rPr>
-      </w:r>
-      <w:r>
-        <w:rPr>
-          <w:noProof/>
-          <w:color w:val="auto"/>
-        </w:rPr>
-      </w:r>
-      <w:r>
-        <w:rPr>
-          <w:color w:val="auto"/>
-        </w:rPr>
-      </w:r>
-      <w:r>
-        <w:rPr>
-          <w:color w:val="auto"/>
-          <w:szCs w:val="20"/>
-        </w:rPr>
+        <w:t>You are employed as {{employee.job_title}}.</w:t>
       </w:r>
     </w:p>
     <w:p>
@@ -510,138 +293,19 @@
         </w:rPr>
       </w:pPr>
       <w:r>
+        <w:t>Your employment with the Company under this contract {{contract.commencement_wording}} on {{contract.start_date}}.</w:t>
+      </w:r>
+    </w:p>
+    <w:p>
+      <w:pPr>
+        <w:pStyle w:val="B1Body"/>
         <w:rPr>
           <w:color w:val="auto"/>
           <w:szCs w:val="20"/>
         </w:rPr>
-        <w:t>Your employment with the Company under this contract {{commencement_wording}} on {{contract_start_date}}.</w:t>
-      </w:r>
-      <w:r>
-        <w:rPr>
-          <w:color w:val="auto"/>
-        </w:rPr>
-      </w:r>
-      <w:r>
-        <w:rPr>
-          <w:color w:val="auto"/>
-        </w:rPr>
-      </w:r>
-      <w:r>
-        <w:rPr>
-          <w:color w:val="auto"/>
-        </w:rPr>
-      </w:r>
-      <w:r>
-        <w:rPr>
-          <w:color w:val="auto"/>
-        </w:rPr>
-      </w:r>
-      <w:r>
-        <w:rPr>
-          <w:noProof/>
-          <w:color w:val="auto"/>
-        </w:rPr>
-      </w:r>
-      <w:r>
-        <w:rPr>
-          <w:color w:val="auto"/>
-        </w:rPr>
-      </w:r>
-      <w:r>
-        <w:rPr>
-          <w:color w:val="auto"/>
-          <w:szCs w:val="20"/>
-        </w:rPr>
-      </w:r>
-      <w:r>
-        <w:rPr>
-          <w:color w:val="auto"/>
-        </w:rPr>
-      </w:r>
-      <w:r>
-        <w:rPr>
-          <w:color w:val="auto"/>
-        </w:rPr>
-      </w:r>
-      <w:r>
-        <w:rPr>
-          <w:color w:val="auto"/>
-        </w:rPr>
-      </w:r>
-      <w:r>
-        <w:rPr>
-          <w:color w:val="auto"/>
-        </w:rPr>
-      </w:r>
-      <w:r>
-        <w:rPr>
-          <w:noProof/>
-          <w:color w:val="auto"/>
-        </w:rPr>
-      </w:r>
-      <w:r>
-        <w:rPr>
-          <w:color w:val="auto"/>
-        </w:rPr>
-      </w:r>
-      <w:r>
-        <w:rPr>
-          <w:color w:val="auto"/>
-          <w:szCs w:val="20"/>
-        </w:rPr>
-      </w:r>
-    </w:p>
-    <w:p>
-      <w:pPr>
-        <w:pStyle w:val="B1Body"/>
-        <w:rPr>
-          <w:color w:val="auto"/>
-          <w:szCs w:val="20"/>
-        </w:rPr>
-      </w:pPr>
-      <w:r>
-        <w:rPr>
-          <w:color w:val="auto"/>
-          <w:szCs w:val="20"/>
-        </w:rPr>
-        <w:t xml:space="preserve">Your period of continuous employment began on {{continuous_service_date}}. </w:t>
-      </w:r>
-      <w:r>
-        <w:rPr>
-          <w:color w:val="auto"/>
-        </w:rPr>
-      </w:r>
-      <w:r>
-        <w:rPr>
-          <w:color w:val="auto"/>
-        </w:rPr>
-      </w:r>
-      <w:r>
-        <w:rPr>
-          <w:color w:val="auto"/>
-        </w:rPr>
-      </w:r>
-      <w:r>
-        <w:rPr>
-          <w:color w:val="auto"/>
-        </w:rPr>
-      </w:r>
-      <w:r>
-        <w:rPr>
-          <w:noProof/>
-          <w:color w:val="auto"/>
-        </w:rPr>
-      </w:r>
-      <w:r>
-        <w:rPr>
-          <w:color w:val="auto"/>
-        </w:rPr>
-      </w:r>
-      <w:r>
-        <w:rPr>
-          <w:color w:val="auto"/>
-          <w:szCs w:val="20"/>
-        </w:rPr>
+      </w:pPr>
+      <w:r>
+        <w:t xml:space="preserve">Your period of continuous employment began on {{contract.continuous_service_date}}. </w:t>
       </w:r>
     </w:p>
     <w:p>
@@ -1104,21 +768,41 @@
         <w:rPr>
           <w:rFonts w:eastAsia="Arial"/>
         </w:rPr>
-        <w:t>Your wage will be paid at the rate of £{{hourly_rate}} per hour by Bank Transfer at monthly intervals in arrears on the last working day of the month.</w:t>
-      </w:r>
-      <w:r/>
-      <w:r/>
-      <w:r/>
+        <w:t>Your wage will be paid at the rate of £</w:t>
+      </w:r>
+      <w:r>
+        <w:fldChar w:fldCharType="begin">
+          <w:ffData>
+            <w:name w:val=""/>
+            <w:enabled/>
+            <w:calcOnExit w:val="0"/>
+            <w:textInput>
+              <w:default w:val="(insert job title)"/>
+              <w:format w:val="None"/>
+            </w:textInput>
+          </w:ffData>
+        </w:fldChar>
+      </w:r>
+      <w:r>
+        <w:instrText xml:space="preserve"> FORMTEXT </w:instrText>
+      </w:r>
+      <w:r>
+        <w:fldChar w:fldCharType="separate"/>
+      </w:r>
       <w:r>
         <w:rPr>
           <w:noProof/>
         </w:rPr>
-      </w:r>
-      <w:r/>
-      <w:r>
-        <w:rPr>
-          <w:rFonts w:eastAsia="Arial"/>
-        </w:rPr>
+        <w:t>(insert amount)</w:t>
+      </w:r>
+      <w:r>
+        <w:fldChar w:fldCharType="end"/>
+      </w:r>
+      <w:r>
+        <w:rPr>
+          <w:rFonts w:eastAsia="Arial"/>
+        </w:rPr>
+        <w:t xml:space="preserve"> per hour by Bank Transfer at monthly intervals in arrears on the last working day of the month.</w:t>
       </w:r>
     </w:p>
     <w:p>
@@ -1345,19 +1029,21 @@
         <w:rPr>
           <w:lang w:val="en-US"/>
         </w:rPr>
-        <w:t>If you will be required to sleep in at the clients premises, you will be paid £{{sleep_in_rate}} per night.</w:t>
+        <w:t xml:space="preserve">If you will be required to sleep in at the </w:t>
       </w:r>
       <w:proofErr w:type="gramStart"/>
       <w:r>
         <w:rPr>
           <w:lang w:val="en-US"/>
         </w:rPr>
+        <w:t>clients</w:t>
       </w:r>
       <w:proofErr w:type="gramEnd"/>
       <w:r>
         <w:rPr>
           <w:lang w:val="en-US"/>
         </w:rPr>
+        <w:t xml:space="preserve"> premises, you will be paid £40 per night.</w:t>
       </w:r>
     </w:p>
     <w:p>
@@ -2699,6 +2385,7 @@
       <w:footerReference w:type="even" r:id="rId16"/>
       <w:footerReference w:type="default" r:id="rId17"/>
       <w:footerReference w:type="first" r:id="rId18"/>
+      <w:headerReference w:type="default" r:id="rId22"/>
       <w:pgSz w:w="11907" w:h="16840"/>
       <w:pgMar w:top="1440" w:right="1797" w:bottom="1440" w:left="1797" w:header="720" w:footer="720" w:gutter="0"/>
       <w:pgNumType w:start="1"/>
@@ -3339,6 +3026,16 @@
     </w:p>
   </w:footnote>
 </w:footnotes>
+</file>
+
+<file path=word/header1.xml><?xml version="1.0" encoding="utf-8"?>
+<w:hdr xmlns:m="http://schemas.openxmlformats.org/officeDocument/2006/math" xmlns:mc="http://schemas.openxmlformats.org/markup-compatibility/2006" xmlns:mo="http://schemas.microsoft.com/office/mac/office/2008/main" xmlns:mv="urn:schemas-microsoft-com:mac:vml" xmlns:o="urn:schemas-microsoft-com:office:office" xmlns:r="http://schemas.openxmlformats.org/officeDocument/2006/relationships" xmlns:v="urn:schemas-microsoft-com:vml" xmlns:w10="urn:schemas-microsoft-com:office:word" xmlns:w14="http://schemas.microsoft.com/office/word/2010/wordml" xmlns:w="http://schemas.openxmlformats.org/wordprocessingml/2006/main" xmlns:wne="http://schemas.microsoft.com/office/word/2006/wordml" xmlns:wp14="http://schemas.microsoft.com/office/word/2010/wordprocessingDrawing" xmlns:wp="http://schemas.openxmlformats.org/drawingml/2006/wordprocessingDrawing" xmlns:wpc="http://schemas.microsoft.com/office/word/2010/wordprocessingCanvas" xmlns:wpg="http://schemas.microsoft.com/office/word/2010/wordprocessingGroup" xmlns:wpi="http://schemas.microsoft.com/office/word/2010/wordprocessingInk" xmlns:wps="http://schemas.microsoft.com/office/word/2010/wordprocessingShape" mc:Ignorable="w14 wp14">
+  <w:p>
+    <w:pPr>
+      <w:pStyle w:val="Header"/>
+    </w:pPr>
+  </w:p>
+</w:hdr>
 </file>
 
 <file path=word/numbering.xml><?xml version="1.0" encoding="utf-8"?>
